--- a/Mars_Rover_FR_NFR_Requirements.docx
+++ b/Mars_Rover_FR_NFR_Requirements.docx
@@ -30,7 +30,7 @@
           <w:sz w:val="24"/>
           <w:szCs w:val="24"/>
         </w:rPr>
-        <w:t xml:space="preserve">Functional and Non-Functional Requirements Analysis</w:t>
+        <w:t xml:space="preserve">Functional and Non-Functional Requirements Analysis (v1.1 — Updated per CR-01, CR-02, CR-03)</w:t>
       </w:r>
     </w:p>
     <w:p>
@@ -53,6 +53,19 @@
       </w:pPr>
       <w:r>
         <w:t xml:space="preserve">This document identifies the Functional Requirements (FRs) and Non-Functional Requirements (NFRs) derived from the engineering notes for the Mars Rover Mission Control system. Each requirement is traced back to the source statement that generated it.</w:t>
+      </w:r>
+    </w:p>
+    <w:p>
+      <w:pPr>
+        <w:spacing w:after="200"/>
+      </w:pPr>
+      <w:r>
+        <w:rPr>
+          <w:i/>
+          <w:iCs/>
+          <w:color w:val="606060"/>
+        </w:rPr>
+        <w:t xml:space="preserve">Note: Mission Control's Change Requests reference requirements as FR-04, NFR-04, and NFR-02 using its own internal numbering. Based on content matching, these correspond to FR5, NFR3, and FR3 respectively in this document’s requirement register (see updates below, applied as of v1.1).</w:t>
       </w:r>
     </w:p>
     <w:p>
@@ -428,7 +441,7 @@
                 <w:sz w:val="20"/>
                 <w:szCs w:val="20"/>
               </w:rPr>
-              <w:t xml:space="preserve">Authenticate the operator issuing a command before processing it.</w:t>
+              <w:t xml:space="preserve">Authenticate and role-authorize the operator issuing a command before processing it. (Updated per CR-03)</w:t>
             </w:r>
           </w:p>
         </w:tc>
@@ -457,7 +470,7 @@
                 <w:sz w:val="20"/>
                 <w:szCs w:val="20"/>
               </w:rPr>
-              <w:t xml:space="preserve">“Only authenticated Mission Control operators shall be allowed to issue commands.”</w:t>
+              <w:t xml:space="preserve">“Only authenticated Mission Control operators shall be allowed to issue commands.” — CR-03: operators must also be role-authorized before commands are accepted.</w:t>
             </w:r>
           </w:p>
         </w:tc>
@@ -609,7 +622,7 @@
                 <w:sz w:val="20"/>
                 <w:szCs w:val="20"/>
               </w:rPr>
-              <w:t xml:space="preserve">Detect critical battery or thermal fault conditions and autonomously transition the rover into Safe Mode.</w:t>
+              <w:t xml:space="preserve">Detect critical battery or thermal fault conditions and transition the rover into Safe Mode within 3 seconds when battery temperature exceeds the critical threshold or battery capacity falls below the defined emergency level. (Updated per CR-01)</w:t>
             </w:r>
           </w:p>
         </w:tc>
@@ -638,7 +651,7 @@
                 <w:sz w:val="20"/>
                 <w:szCs w:val="20"/>
               </w:rPr>
-              <w:t xml:space="preserve">“If the rover detects a critical battery or thermal condition, it shall enter Safe Mode.”</w:t>
+              <w:t xml:space="preserve">“If the rover detects a critical battery or thermal condition, it shall enter Safe Mode.” — CR-01: Safe Mode entry must occur within 3 seconds of the critical threshold being exceeded.</w:t>
             </w:r>
           </w:p>
         </w:tc>
@@ -1499,7 +1512,7 @@
                 <w:sz w:val="20"/>
                 <w:szCs w:val="20"/>
               </w:rPr>
-              <w:t xml:space="preserve">The system shall support simultaneous communication with multiple rovers without loss of correctness or performance degradation.</w:t>
+              <w:t xml:space="preserve">The system shall support at least 20 simultaneously connected rovers without loss of correctness or performance degradation. (Updated per CR-02)</w:t>
             </w:r>
           </w:p>
         </w:tc>
@@ -1528,7 +1541,7 @@
                 <w:sz w:val="20"/>
                 <w:szCs w:val="20"/>
               </w:rPr>
-              <w:t xml:space="preserve">“The system should support communication with multiple rovers simultaneously.”</w:t>
+              <w:t xml:space="preserve">“The system should support communication with multiple rovers simultaneously.” — CR-02: quantified to at least 20 concurrent rovers.</w:t>
             </w:r>
           </w:p>
         </w:tc>
@@ -1620,7 +1633,7 @@
                 <w:sz w:val="20"/>
                 <w:szCs w:val="20"/>
               </w:rPr>
-              <w:t xml:space="preserve">Unauthenticated or unauthorized commands shall never be executed, under any condition.</w:t>
+              <w:t xml:space="preserve">Unauthenticated or unauthorized commands shall never be executed, under any condition. (Reinforced per CR-03)</w:t>
             </w:r>
           </w:p>
         </w:tc>
@@ -1650,7 +1663,7 @@
                 <w:sz w:val="20"/>
                 <w:szCs w:val="20"/>
               </w:rPr>
-              <w:t xml:space="preserve">Derived from FR3 / FR4.</w:t>
+              <w:t xml:space="preserve">Derived from FR3 / FR4. Reinforced by CR-03 (role-based authorization).</w:t>
             </w:r>
           </w:p>
         </w:tc>
@@ -2156,6 +2169,725 @@
         <w:t xml:space="preserve">Peer-review the list against the original note to check for omissions or bias.</w:t>
       </w:r>
     </w:p>
+    <w:p>
+      <w:pPr>
+        <w:pStyle w:val="Heading1"/>
+        <w:spacing w:after="200" w:before="400"/>
+      </w:pPr>
+      <w:r>
+        <w:rPr>
+          <w:b/>
+          <w:bCs/>
+          <w:color w:val="1F3864"/>
+        </w:rPr>
+        <w:t xml:space="preserve">5. Change Requests Applied (v1.1)</w:t>
+      </w:r>
+    </w:p>
+    <w:p>
+      <w:pPr>
+        <w:spacing w:after="200"/>
+      </w:pPr>
+      <w:r>
+        <w:t xml:space="preserve">Mission Control issued three Change Requests revising the baseline requirements below. Each is mapped to the affected requirement in this register.</w:t>
+      </w:r>
+    </w:p>
+    <w:tbl>
+      <w:tblPr>
+        <w:tblW w:type="dxa" w:w="10080"/>
+        <w:tblBorders>
+          <w:top w:val="single" w:color="auto" w:sz="4"/>
+          <w:left w:val="single" w:color="auto" w:sz="4"/>
+          <w:bottom w:val="single" w:color="auto" w:sz="4"/>
+          <w:right w:val="single" w:color="auto" w:sz="4"/>
+          <w:insideH w:val="single" w:color="auto" w:sz="4"/>
+          <w:insideV w:val="single" w:color="auto" w:sz="4"/>
+        </w:tblBorders>
+      </w:tblPr>
+      <w:tblGrid>
+        <w:gridCol w:w="1200"/>
+        <w:gridCol w:w="2000"/>
+        <w:gridCol w:w="6880"/>
+      </w:tblGrid>
+      <w:tr>
+        <w:trPr>
+          <w:tblHeader/>
+        </w:trPr>
+        <w:tc>
+          <w:tcPr>
+            <w:tcW w:type="dxa" w:w="1200"/>
+            <w:tcBorders>
+              <w:top w:val="single" w:color="BFBFBF" w:sz="2"/>
+              <w:left w:val="single" w:color="BFBFBF" w:sz="2"/>
+              <w:bottom w:val="single" w:color="BFBFBF" w:sz="2"/>
+              <w:right w:val="single" w:color="BFBFBF" w:sz="2"/>
+            </w:tcBorders>
+            <w:shd w:fill="1F3864" w:color="auto" w:val="clear"/>
+            <w:tcMar>
+              <w:top w:type="dxa" w:w="100"/>
+              <w:left w:type="dxa" w:w="120"/>
+              <w:bottom w:type="dxa" w:w="100"/>
+              <w:right w:type="dxa" w:w="120"/>
+            </w:tcMar>
+            <w:vAlign w:val="center"/>
+          </w:tcPr>
+          <w:p>
+            <w:r>
+              <w:rPr>
+                <w:b/>
+                <w:bCs/>
+                <w:color w:val="FFFFFF"/>
+                <w:sz w:val="20"/>
+                <w:szCs w:val="20"/>
+              </w:rPr>
+              <w:t xml:space="preserve">CR ID</w:t>
+            </w:r>
+          </w:p>
+        </w:tc>
+        <w:tc>
+          <w:tcPr>
+            <w:tcW w:type="dxa" w:w="2000"/>
+            <w:tcBorders>
+              <w:top w:val="single" w:color="BFBFBF" w:sz="2"/>
+              <w:left w:val="single" w:color="BFBFBF" w:sz="2"/>
+              <w:bottom w:val="single" w:color="BFBFBF" w:sz="2"/>
+              <w:right w:val="single" w:color="BFBFBF" w:sz="2"/>
+            </w:tcBorders>
+            <w:shd w:fill="1F3864" w:color="auto" w:val="clear"/>
+            <w:tcMar>
+              <w:top w:type="dxa" w:w="100"/>
+              <w:left w:type="dxa" w:w="120"/>
+              <w:bottom w:type="dxa" w:w="100"/>
+              <w:right w:type="dxa" w:w="120"/>
+            </w:tcMar>
+            <w:vAlign w:val="center"/>
+          </w:tcPr>
+          <w:p>
+            <w:r>
+              <w:rPr>
+                <w:b/>
+                <w:bCs/>
+                <w:color w:val="FFFFFF"/>
+                <w:sz w:val="20"/>
+                <w:szCs w:val="20"/>
+              </w:rPr>
+              <w:t xml:space="preserve">Requirement</w:t>
+            </w:r>
+          </w:p>
+        </w:tc>
+        <w:tc>
+          <w:tcPr>
+            <w:tcW w:type="dxa" w:w="6880"/>
+            <w:tcBorders>
+              <w:top w:val="single" w:color="BFBFBF" w:sz="2"/>
+              <w:left w:val="single" w:color="BFBFBF" w:sz="2"/>
+              <w:bottom w:val="single" w:color="BFBFBF" w:sz="2"/>
+              <w:right w:val="single" w:color="BFBFBF" w:sz="2"/>
+            </w:tcBorders>
+            <w:shd w:fill="1F3864" w:color="auto" w:val="clear"/>
+            <w:tcMar>
+              <w:top w:type="dxa" w:w="100"/>
+              <w:left w:type="dxa" w:w="120"/>
+              <w:bottom w:type="dxa" w:w="100"/>
+              <w:right w:type="dxa" w:w="120"/>
+            </w:tcMar>
+            <w:vAlign w:val="center"/>
+          </w:tcPr>
+          <w:p>
+            <w:r>
+              <w:rPr>
+                <w:b/>
+                <w:bCs/>
+                <w:color w:val="FFFFFF"/>
+                <w:sz w:val="20"/>
+                <w:szCs w:val="20"/>
+              </w:rPr>
+              <w:t xml:space="preserve">Change Summary</w:t>
+            </w:r>
+          </w:p>
+        </w:tc>
+      </w:tr>
+      <w:tr>
+        <w:tc>
+          <w:tcPr>
+            <w:tcW w:type="dxa" w:w="1200"/>
+            <w:tcBorders>
+              <w:top w:val="single" w:color="BFBFBF" w:sz="2"/>
+              <w:left w:val="single" w:color="BFBFBF" w:sz="2"/>
+              <w:bottom w:val="single" w:color="BFBFBF" w:sz="2"/>
+              <w:right w:val="single" w:color="BFBFBF" w:sz="2"/>
+            </w:tcBorders>
+            <w:tcMar>
+              <w:top w:type="dxa" w:w="100"/>
+              <w:left w:type="dxa" w:w="120"/>
+              <w:bottom w:type="dxa" w:w="100"/>
+              <w:right w:type="dxa" w:w="120"/>
+            </w:tcMar>
+            <w:vAlign w:val="center"/>
+          </w:tcPr>
+          <w:p>
+            <w:r>
+              <w:rPr>
+                <w:b/>
+                <w:bCs/>
+                <w:sz w:val="20"/>
+                <w:szCs w:val="20"/>
+              </w:rPr>
+              <w:t xml:space="preserve">CR-01</w:t>
+            </w:r>
+          </w:p>
+        </w:tc>
+        <w:tc>
+          <w:tcPr>
+            <w:tcW w:type="dxa" w:w="2000"/>
+            <w:tcBorders>
+              <w:top w:val="single" w:color="BFBFBF" w:sz="2"/>
+              <w:left w:val="single" w:color="BFBFBF" w:sz="2"/>
+              <w:bottom w:val="single" w:color="BFBFBF" w:sz="2"/>
+              <w:right w:val="single" w:color="BFBFBF" w:sz="2"/>
+            </w:tcBorders>
+            <w:tcMar>
+              <w:top w:type="dxa" w:w="100"/>
+              <w:left w:type="dxa" w:w="120"/>
+              <w:bottom w:type="dxa" w:w="100"/>
+              <w:right w:type="dxa" w:w="120"/>
+            </w:tcMar>
+            <w:vAlign w:val="center"/>
+          </w:tcPr>
+          <w:p>
+            <w:r>
+              <w:rPr>
+                <w:b w:val="false"/>
+                <w:bCs w:val="false"/>
+                <w:sz w:val="20"/>
+                <w:szCs w:val="20"/>
+              </w:rPr>
+              <w:t xml:space="preserve">FR5</w:t>
+            </w:r>
+          </w:p>
+        </w:tc>
+        <w:tc>
+          <w:tcPr>
+            <w:tcW w:type="dxa" w:w="6880"/>
+            <w:tcBorders>
+              <w:top w:val="single" w:color="BFBFBF" w:sz="2"/>
+              <w:left w:val="single" w:color="BFBFBF" w:sz="2"/>
+              <w:bottom w:val="single" w:color="BFBFBF" w:sz="2"/>
+              <w:right w:val="single" w:color="BFBFBF" w:sz="2"/>
+            </w:tcBorders>
+            <w:tcMar>
+              <w:top w:type="dxa" w:w="100"/>
+              <w:left w:type="dxa" w:w="120"/>
+              <w:bottom w:type="dxa" w:w="100"/>
+              <w:right w:type="dxa" w:w="120"/>
+            </w:tcMar>
+            <w:vAlign w:val="center"/>
+          </w:tcPr>
+          <w:p>
+            <w:r>
+              <w:rPr>
+                <w:b w:val="false"/>
+                <w:bCs w:val="false"/>
+                <w:sz w:val="20"/>
+                <w:szCs w:val="20"/>
+              </w:rPr>
+              <w:t xml:space="preserve">Adds a hard 3-second time limit and explicit dual trigger conditions to Safe Mode activation.</w:t>
+            </w:r>
+          </w:p>
+        </w:tc>
+      </w:tr>
+      <w:tr>
+        <w:tc>
+          <w:tcPr>
+            <w:tcW w:type="dxa" w:w="1200"/>
+            <w:tcBorders>
+              <w:top w:val="single" w:color="BFBFBF" w:sz="2"/>
+              <w:left w:val="single" w:color="BFBFBF" w:sz="2"/>
+              <w:bottom w:val="single" w:color="BFBFBF" w:sz="2"/>
+              <w:right w:val="single" w:color="BFBFBF" w:sz="2"/>
+            </w:tcBorders>
+            <w:shd w:fill="DCE6F1" w:color="auto" w:val="clear"/>
+            <w:tcMar>
+              <w:top w:type="dxa" w:w="100"/>
+              <w:left w:type="dxa" w:w="120"/>
+              <w:bottom w:type="dxa" w:w="100"/>
+              <w:right w:type="dxa" w:w="120"/>
+            </w:tcMar>
+            <w:vAlign w:val="center"/>
+          </w:tcPr>
+          <w:p>
+            <w:r>
+              <w:rPr>
+                <w:b/>
+                <w:bCs/>
+                <w:sz w:val="20"/>
+                <w:szCs w:val="20"/>
+              </w:rPr>
+              <w:t xml:space="preserve">CR-02</w:t>
+            </w:r>
+          </w:p>
+        </w:tc>
+        <w:tc>
+          <w:tcPr>
+            <w:tcW w:type="dxa" w:w="2000"/>
+            <w:tcBorders>
+              <w:top w:val="single" w:color="BFBFBF" w:sz="2"/>
+              <w:left w:val="single" w:color="BFBFBF" w:sz="2"/>
+              <w:bottom w:val="single" w:color="BFBFBF" w:sz="2"/>
+              <w:right w:val="single" w:color="BFBFBF" w:sz="2"/>
+            </w:tcBorders>
+            <w:shd w:fill="DCE6F1" w:color="auto" w:val="clear"/>
+            <w:tcMar>
+              <w:top w:type="dxa" w:w="100"/>
+              <w:left w:type="dxa" w:w="120"/>
+              <w:bottom w:type="dxa" w:w="100"/>
+              <w:right w:type="dxa" w:w="120"/>
+            </w:tcMar>
+            <w:vAlign w:val="center"/>
+          </w:tcPr>
+          <w:p>
+            <w:r>
+              <w:rPr>
+                <w:b w:val="false"/>
+                <w:bCs w:val="false"/>
+                <w:sz w:val="20"/>
+                <w:szCs w:val="20"/>
+              </w:rPr>
+              <w:t xml:space="preserve">NFR3</w:t>
+            </w:r>
+          </w:p>
+        </w:tc>
+        <w:tc>
+          <w:tcPr>
+            <w:tcW w:type="dxa" w:w="6880"/>
+            <w:tcBorders>
+              <w:top w:val="single" w:color="BFBFBF" w:sz="2"/>
+              <w:left w:val="single" w:color="BFBFBF" w:sz="2"/>
+              <w:bottom w:val="single" w:color="BFBFBF" w:sz="2"/>
+              <w:right w:val="single" w:color="BFBFBF" w:sz="2"/>
+            </w:tcBorders>
+            <w:shd w:fill="DCE6F1" w:color="auto" w:val="clear"/>
+            <w:tcMar>
+              <w:top w:type="dxa" w:w="100"/>
+              <w:left w:type="dxa" w:w="120"/>
+              <w:bottom w:type="dxa" w:w="100"/>
+              <w:right w:type="dxa" w:w="120"/>
+            </w:tcMar>
+            <w:vAlign w:val="center"/>
+          </w:tcPr>
+          <w:p>
+            <w:r>
+              <w:rPr>
+                <w:b w:val="false"/>
+                <w:bCs w:val="false"/>
+                <w:sz w:val="20"/>
+                <w:szCs w:val="20"/>
+              </w:rPr>
+              <w:t xml:space="preserve">Converts the vague “multiple rovers” statement into a measurable target of at least 20 concurrent rovers.</w:t>
+            </w:r>
+          </w:p>
+        </w:tc>
+      </w:tr>
+      <w:tr>
+        <w:tc>
+          <w:tcPr>
+            <w:tcW w:type="dxa" w:w="1200"/>
+            <w:tcBorders>
+              <w:top w:val="single" w:color="BFBFBF" w:sz="2"/>
+              <w:left w:val="single" w:color="BFBFBF" w:sz="2"/>
+              <w:bottom w:val="single" w:color="BFBFBF" w:sz="2"/>
+              <w:right w:val="single" w:color="BFBFBF" w:sz="2"/>
+            </w:tcBorders>
+            <w:tcMar>
+              <w:top w:type="dxa" w:w="100"/>
+              <w:left w:type="dxa" w:w="120"/>
+              <w:bottom w:type="dxa" w:w="100"/>
+              <w:right w:type="dxa" w:w="120"/>
+            </w:tcMar>
+            <w:vAlign w:val="center"/>
+          </w:tcPr>
+          <w:p>
+            <w:r>
+              <w:rPr>
+                <w:b/>
+                <w:bCs/>
+                <w:sz w:val="20"/>
+                <w:szCs w:val="20"/>
+              </w:rPr>
+              <w:t xml:space="preserve">CR-03</w:t>
+            </w:r>
+          </w:p>
+        </w:tc>
+        <w:tc>
+          <w:tcPr>
+            <w:tcW w:type="dxa" w:w="2000"/>
+            <w:tcBorders>
+              <w:top w:val="single" w:color="BFBFBF" w:sz="2"/>
+              <w:left w:val="single" w:color="BFBFBF" w:sz="2"/>
+              <w:bottom w:val="single" w:color="BFBFBF" w:sz="2"/>
+              <w:right w:val="single" w:color="BFBFBF" w:sz="2"/>
+            </w:tcBorders>
+            <w:tcMar>
+              <w:top w:type="dxa" w:w="100"/>
+              <w:left w:type="dxa" w:w="120"/>
+              <w:bottom w:type="dxa" w:w="100"/>
+              <w:right w:type="dxa" w:w="120"/>
+            </w:tcMar>
+            <w:vAlign w:val="center"/>
+          </w:tcPr>
+          <w:p>
+            <w:r>
+              <w:rPr>
+                <w:b w:val="false"/>
+                <w:bCs w:val="false"/>
+                <w:sz w:val="20"/>
+                <w:szCs w:val="20"/>
+              </w:rPr>
+              <w:t xml:space="preserve">FR3, NFR4</w:t>
+            </w:r>
+          </w:p>
+        </w:tc>
+        <w:tc>
+          <w:tcPr>
+            <w:tcW w:type="dxa" w:w="6880"/>
+            <w:tcBorders>
+              <w:top w:val="single" w:color="BFBFBF" w:sz="2"/>
+              <w:left w:val="single" w:color="BFBFBF" w:sz="2"/>
+              <w:bottom w:val="single" w:color="BFBFBF" w:sz="2"/>
+              <w:right w:val="single" w:color="BFBFBF" w:sz="2"/>
+            </w:tcBorders>
+            <w:tcMar>
+              <w:top w:type="dxa" w:w="100"/>
+              <w:left w:type="dxa" w:w="120"/>
+              <w:bottom w:type="dxa" w:w="100"/>
+              <w:right w:type="dxa" w:w="120"/>
+            </w:tcMar>
+            <w:vAlign w:val="center"/>
+          </w:tcPr>
+          <w:p>
+            <w:r>
+              <w:rPr>
+                <w:b w:val="false"/>
+                <w:bCs w:val="false"/>
+                <w:sz w:val="20"/>
+                <w:szCs w:val="20"/>
+              </w:rPr>
+              <w:t xml:space="preserve">Upgrades authentication-only access control to authentication plus role-based authorization.</w:t>
+            </w:r>
+          </w:p>
+        </w:tc>
+      </w:tr>
+    </w:tbl>
+    <w:p>
+      <w:pPr>
+        <w:pStyle w:val="Heading1"/>
+        <w:spacing w:after="200" w:before="400"/>
+      </w:pPr>
+      <w:r>
+        <w:rPr>
+          <w:b/>
+          <w:bCs/>
+          <w:color w:val="1F3864"/>
+        </w:rPr>
+        <w:t xml:space="preserve">6. Version History</w:t>
+      </w:r>
+    </w:p>
+    <w:tbl>
+      <w:tblPr>
+        <w:tblW w:type="dxa" w:w="10080"/>
+        <w:tblBorders>
+          <w:top w:val="single" w:color="auto" w:sz="4"/>
+          <w:left w:val="single" w:color="auto" w:sz="4"/>
+          <w:bottom w:val="single" w:color="auto" w:sz="4"/>
+          <w:right w:val="single" w:color="auto" w:sz="4"/>
+          <w:insideH w:val="single" w:color="auto" w:sz="4"/>
+          <w:insideV w:val="single" w:color="auto" w:sz="4"/>
+        </w:tblBorders>
+      </w:tblPr>
+      <w:tblGrid>
+        <w:gridCol w:w="1000"/>
+        <w:gridCol w:w="2800"/>
+        <w:gridCol w:w="6280"/>
+      </w:tblGrid>
+      <w:tr>
+        <w:trPr>
+          <w:tblHeader/>
+        </w:trPr>
+        <w:tc>
+          <w:tcPr>
+            <w:tcW w:type="dxa" w:w="1000"/>
+            <w:tcBorders>
+              <w:top w:val="single" w:color="BFBFBF" w:sz="2"/>
+              <w:left w:val="single" w:color="BFBFBF" w:sz="2"/>
+              <w:bottom w:val="single" w:color="BFBFBF" w:sz="2"/>
+              <w:right w:val="single" w:color="BFBFBF" w:sz="2"/>
+            </w:tcBorders>
+            <w:shd w:fill="1F3864" w:color="auto" w:val="clear"/>
+            <w:tcMar>
+              <w:top w:type="dxa" w:w="100"/>
+              <w:left w:type="dxa" w:w="120"/>
+              <w:bottom w:type="dxa" w:w="100"/>
+              <w:right w:type="dxa" w:w="120"/>
+            </w:tcMar>
+            <w:vAlign w:val="center"/>
+          </w:tcPr>
+          <w:p>
+            <w:r>
+              <w:rPr>
+                <w:b/>
+                <w:bCs/>
+                <w:color w:val="FFFFFF"/>
+                <w:sz w:val="20"/>
+                <w:szCs w:val="20"/>
+              </w:rPr>
+              <w:t xml:space="preserve">Version</w:t>
+            </w:r>
+          </w:p>
+        </w:tc>
+        <w:tc>
+          <w:tcPr>
+            <w:tcW w:type="dxa" w:w="2800"/>
+            <w:tcBorders>
+              <w:top w:val="single" w:color="BFBFBF" w:sz="2"/>
+              <w:left w:val="single" w:color="BFBFBF" w:sz="2"/>
+              <w:bottom w:val="single" w:color="BFBFBF" w:sz="2"/>
+              <w:right w:val="single" w:color="BFBFBF" w:sz="2"/>
+            </w:tcBorders>
+            <w:shd w:fill="1F3864" w:color="auto" w:val="clear"/>
+            <w:tcMar>
+              <w:top w:type="dxa" w:w="100"/>
+              <w:left w:type="dxa" w:w="120"/>
+              <w:bottom w:type="dxa" w:w="100"/>
+              <w:right w:type="dxa" w:w="120"/>
+            </w:tcMar>
+            <w:vAlign w:val="center"/>
+          </w:tcPr>
+          <w:p>
+            <w:r>
+              <w:rPr>
+                <w:b/>
+                <w:bCs/>
+                <w:color w:val="FFFFFF"/>
+                <w:sz w:val="20"/>
+                <w:szCs w:val="20"/>
+              </w:rPr>
+              <w:t xml:space="preserve">Change</w:t>
+            </w:r>
+          </w:p>
+        </w:tc>
+        <w:tc>
+          <w:tcPr>
+            <w:tcW w:type="dxa" w:w="6280"/>
+            <w:tcBorders>
+              <w:top w:val="single" w:color="BFBFBF" w:sz="2"/>
+              <w:left w:val="single" w:color="BFBFBF" w:sz="2"/>
+              <w:bottom w:val="single" w:color="BFBFBF" w:sz="2"/>
+              <w:right w:val="single" w:color="BFBFBF" w:sz="2"/>
+            </w:tcBorders>
+            <w:shd w:fill="1F3864" w:color="auto" w:val="clear"/>
+            <w:tcMar>
+              <w:top w:type="dxa" w:w="100"/>
+              <w:left w:type="dxa" w:w="120"/>
+              <w:bottom w:type="dxa" w:w="100"/>
+              <w:right w:type="dxa" w:w="120"/>
+            </w:tcMar>
+            <w:vAlign w:val="center"/>
+          </w:tcPr>
+          <w:p>
+            <w:r>
+              <w:rPr>
+                <w:b/>
+                <w:bCs/>
+                <w:color w:val="FFFFFF"/>
+                <w:sz w:val="20"/>
+                <w:szCs w:val="20"/>
+              </w:rPr>
+              <w:t xml:space="preserve">Details</w:t>
+            </w:r>
+          </w:p>
+        </w:tc>
+      </w:tr>
+      <w:tr>
+        <w:tc>
+          <w:tcPr>
+            <w:tcW w:type="dxa" w:w="1000"/>
+            <w:tcBorders>
+              <w:top w:val="single" w:color="BFBFBF" w:sz="2"/>
+              <w:left w:val="single" w:color="BFBFBF" w:sz="2"/>
+              <w:bottom w:val="single" w:color="BFBFBF" w:sz="2"/>
+              <w:right w:val="single" w:color="BFBFBF" w:sz="2"/>
+            </w:tcBorders>
+            <w:tcMar>
+              <w:top w:type="dxa" w:w="100"/>
+              <w:left w:type="dxa" w:w="120"/>
+              <w:bottom w:type="dxa" w:w="100"/>
+              <w:right w:type="dxa" w:w="120"/>
+            </w:tcMar>
+            <w:vAlign w:val="center"/>
+          </w:tcPr>
+          <w:p>
+            <w:r>
+              <w:rPr>
+                <w:b/>
+                <w:bCs/>
+                <w:sz w:val="20"/>
+                <w:szCs w:val="20"/>
+              </w:rPr>
+              <w:t xml:space="preserve">v1.0</w:t>
+            </w:r>
+          </w:p>
+        </w:tc>
+        <w:tc>
+          <w:tcPr>
+            <w:tcW w:type="dxa" w:w="2800"/>
+            <w:tcBorders>
+              <w:top w:val="single" w:color="BFBFBF" w:sz="2"/>
+              <w:left w:val="single" w:color="BFBFBF" w:sz="2"/>
+              <w:bottom w:val="single" w:color="BFBFBF" w:sz="2"/>
+              <w:right w:val="single" w:color="BFBFBF" w:sz="2"/>
+            </w:tcBorders>
+            <w:tcMar>
+              <w:top w:type="dxa" w:w="100"/>
+              <w:left w:type="dxa" w:w="120"/>
+              <w:bottom w:type="dxa" w:w="100"/>
+              <w:right w:type="dxa" w:w="120"/>
+            </w:tcMar>
+            <w:vAlign w:val="center"/>
+          </w:tcPr>
+          <w:p>
+            <w:r>
+              <w:rPr>
+                <w:b w:val="false"/>
+                <w:bCs w:val="false"/>
+                <w:sz w:val="20"/>
+                <w:szCs w:val="20"/>
+              </w:rPr>
+              <w:t xml:space="preserve">Initial baseline</w:t>
+            </w:r>
+          </w:p>
+        </w:tc>
+        <w:tc>
+          <w:tcPr>
+            <w:tcW w:type="dxa" w:w="6280"/>
+            <w:tcBorders>
+              <w:top w:val="single" w:color="BFBFBF" w:sz="2"/>
+              <w:left w:val="single" w:color="BFBFBF" w:sz="2"/>
+              <w:bottom w:val="single" w:color="BFBFBF" w:sz="2"/>
+              <w:right w:val="single" w:color="BFBFBF" w:sz="2"/>
+            </w:tcBorders>
+            <w:tcMar>
+              <w:top w:type="dxa" w:w="100"/>
+              <w:left w:type="dxa" w:w="120"/>
+              <w:bottom w:type="dxa" w:w="100"/>
+              <w:right w:type="dxa" w:w="120"/>
+            </w:tcMar>
+            <w:vAlign w:val="center"/>
+          </w:tcPr>
+          <w:p>
+            <w:r>
+              <w:rPr>
+                <w:b w:val="false"/>
+                <w:bCs w:val="false"/>
+                <w:sz w:val="20"/>
+                <w:szCs w:val="20"/>
+              </w:rPr>
+              <w:t xml:space="preserve">Original FR/NFR set from engineering note analysis.</w:t>
+            </w:r>
+          </w:p>
+        </w:tc>
+      </w:tr>
+      <w:tr>
+        <w:tc>
+          <w:tcPr>
+            <w:tcW w:type="dxa" w:w="1000"/>
+            <w:tcBorders>
+              <w:top w:val="single" w:color="BFBFBF" w:sz="2"/>
+              <w:left w:val="single" w:color="BFBFBF" w:sz="2"/>
+              <w:bottom w:val="single" w:color="BFBFBF" w:sz="2"/>
+              <w:right w:val="single" w:color="BFBFBF" w:sz="2"/>
+            </w:tcBorders>
+            <w:shd w:fill="DCE6F1" w:color="auto" w:val="clear"/>
+            <w:tcMar>
+              <w:top w:type="dxa" w:w="100"/>
+              <w:left w:type="dxa" w:w="120"/>
+              <w:bottom w:type="dxa" w:w="100"/>
+              <w:right w:type="dxa" w:w="120"/>
+            </w:tcMar>
+            <w:vAlign w:val="center"/>
+          </w:tcPr>
+          <w:p>
+            <w:r>
+              <w:rPr>
+                <w:b/>
+                <w:bCs/>
+                <w:sz w:val="20"/>
+                <w:szCs w:val="20"/>
+              </w:rPr>
+              <w:t xml:space="preserve">v1.1</w:t>
+            </w:r>
+          </w:p>
+        </w:tc>
+        <w:tc>
+          <w:tcPr>
+            <w:tcW w:type="dxa" w:w="2800"/>
+            <w:tcBorders>
+              <w:top w:val="single" w:color="BFBFBF" w:sz="2"/>
+              <w:left w:val="single" w:color="BFBFBF" w:sz="2"/>
+              <w:bottom w:val="single" w:color="BFBFBF" w:sz="2"/>
+              <w:right w:val="single" w:color="BFBFBF" w:sz="2"/>
+            </w:tcBorders>
+            <w:shd w:fill="DCE6F1" w:color="auto" w:val="clear"/>
+            <w:tcMar>
+              <w:top w:type="dxa" w:w="100"/>
+              <w:left w:type="dxa" w:w="120"/>
+              <w:bottom w:type="dxa" w:w="100"/>
+              <w:right w:type="dxa" w:w="120"/>
+            </w:tcMar>
+            <w:vAlign w:val="center"/>
+          </w:tcPr>
+          <w:p>
+            <w:r>
+              <w:rPr>
+                <w:b w:val="false"/>
+                <w:bCs w:val="false"/>
+                <w:sz w:val="20"/>
+                <w:szCs w:val="20"/>
+              </w:rPr>
+              <w:t xml:space="preserve">CR-01, CR-02, CR-03 applied</w:t>
+            </w:r>
+          </w:p>
+        </w:tc>
+        <w:tc>
+          <w:tcPr>
+            <w:tcW w:type="dxa" w:w="6280"/>
+            <w:tcBorders>
+              <w:top w:val="single" w:color="BFBFBF" w:sz="2"/>
+              <w:left w:val="single" w:color="BFBFBF" w:sz="2"/>
+              <w:bottom w:val="single" w:color="BFBFBF" w:sz="2"/>
+              <w:right w:val="single" w:color="BFBFBF" w:sz="2"/>
+            </w:tcBorders>
+            <w:shd w:fill="DCE6F1" w:color="auto" w:val="clear"/>
+            <w:tcMar>
+              <w:top w:type="dxa" w:w="100"/>
+              <w:left w:type="dxa" w:w="120"/>
+              <w:bottom w:type="dxa" w:w="100"/>
+              <w:right w:type="dxa" w:w="120"/>
+            </w:tcMar>
+            <w:vAlign w:val="center"/>
+          </w:tcPr>
+          <w:p>
+            <w:r>
+              <w:rPr>
+                <w:b w:val="false"/>
+                <w:bCs w:val="false"/>
+                <w:sz w:val="20"/>
+                <w:szCs w:val="20"/>
+              </w:rPr>
+              <w:t xml:space="preserve">Safe Mode timing added (FR5); rover scalability quantified (NFR3); authentication upgraded to role-based authorization (FR3, NFR4).</w:t>
+            </w:r>
+          </w:p>
+        </w:tc>
+      </w:tr>
+    </w:tbl>
     <w:sectPr>
       <w:pgSz w:w="12240" w:h="15840" w:orient="portrait"/>
       <w:pgMar w:top="1080" w:right="1080" w:bottom="1080" w:left="1080" w:header="708" w:footer="708" w:gutter="0"/>
